--- a/L3A-Shared-Methodology/CiC_L3A_Forces_Framework_V1.1.docx
+++ b/L3A-Shared-Methodology/CiC_L3A_Forces_Framework_V1.1.docx
@@ -2632,7 +2632,7 @@
           <w:sz w:val="24"/>
           <w:szCs w:val="24"/>
         </w:rPr>
-        <w:t xml:space="preserve">Output: Source Ecology (Doc_01) with explicit forces-lens notation</w:t>
+        <w:t>Output: Source Ecology (Doc_02) with explicit forces-lens notation</w:t>
       </w:r>
     </w:p>
     <w:p>
@@ -2699,7 +2699,7 @@
           <w:sz w:val="24"/>
           <w:szCs w:val="24"/>
         </w:rPr>
-        <w:t xml:space="preserve">Output: Historical Gravity (Doc_02) with forces-connection notation for each confirmed gravity</w:t>
+        <w:t>Output: Historical Gravity (Doc_04) with forces-connection notation for each confirmed gravity</w:t>
       </w:r>
     </w:p>
     <w:p>
@@ -2766,7 +2766,7 @@
           <w:sz w:val="24"/>
           <w:szCs w:val="24"/>
         </w:rPr>
-        <w:t xml:space="preserve">Output: Formation Ecology (Doc_04 and Doc_05) with explicit forces integration in each ecology lens</w:t>
+        <w:t>Output: Formation Ecology (Doc_05) with explicit forces integration in each ecology lens</w:t>
       </w:r>
     </w:p>
     <w:p>

--- a/L3A-Shared-Methodology/CiC_L3A_Forces_Framework_V1.1.docx
+++ b/L3A-Shared-Methodology/CiC_L3A_Forces_Framework_V1.1.docx
@@ -2498,7 +2498,7 @@
           <w:sz w:val="24"/>
           <w:szCs w:val="24"/>
         </w:rPr>
-        <w:t xml:space="preserve">The Forces Framework does not stand alone. It integrates into the eight-step construction sequence at six specific points. Forces analysis is not a document produced at the end of construction — it is a lens that runs through construction from the beginning and is compiled formally at Step 8.</w:t>
+        <w:t xml:space="preserve">The Forces Framework does not stand alone. It integrates into the ten-step construction sequence at six specific points. Forces analysis is not a document produced at the end of construction — it is a lens that runs through construction from the beginning and is compiled formally at Step 8.</w:t>
       </w:r>
     </w:p>
     <w:p>
@@ -2744,7 +2744,7 @@
           <w:sz w:val="24"/>
           <w:szCs w:val="24"/>
         </w:rPr>
-        <w:t xml:space="preserve">External forces enter the ecology directly. Political realities, economic conditions, violent pressures, epidemic and plague, theological controversy, geographic constraints and opportunities — these are not background context. They are constitutive of how the world’s formation ecology felt from within. The Human Ecology, Community Ecology, and Boundary Ecology lenses in particular cannot be written without explicit forces integration. Builders document how the external world penetrated daily formation life and how the community’s internal forces shaped how that penetration was received, resisted, and interpreted.</w:t>
+        <w:t xml:space="preserve">External forces enter the ecology directly. Political realities, economic conditions, violent pressures, epidemic and plague, theological controversy, geographic constraints and opportunities — these are not background context. They are constitutive of how the world’s formation ecology felt from within. The Human Ecology, Community Ecology, and Boundary Structures lenses in particular cannot be written without explicit forces integration. Builders document how the external world penetrated daily formation life and how the community’s internal forces shaped how that penetration was received, resisted, and interpreted.</w:t>
       </w:r>
     </w:p>
     <w:p>
